--- a/resources/a-level-economics-first-term-survival-pack/A-Level-Economics-The-First-Term-Survival-Pack-EDITABLE.docx
+++ b/resources/a-level-economics-first-term-survival-pack/A-Level-Economics-The-First-Term-Survival-Pack-EDITABLE.docx
@@ -437,7 +437,7 @@
           <w:i w:val="0"/>
           <w:sz w:val="21"/>
         </w:rPr>
-        <w:t xml:space="preserve"> AQA 7136 and Edexcel 9EC0 are both unchanged for a course starting in September 2026. Nothing in this pack is written to a specification that is being withdrawn.</w:t>
+        <w:t xml:space="preserve"> Neither AQA 7136 nor Edexcel 9EC0 has a replacement announced, so nothing here is written to a specification that is being withdrawn. Both boards' own qualification pages were opened on 17 August 2026. Page 8 says what that does and does not prove.</w:t>
       </w:r>
     </w:p>
     <w:p>
@@ -4565,17 +4565,43 @@
           <w:i w:val="0"/>
           <w:sz w:val="23"/>
         </w:rPr>
-        <w:t>One thing this pack does not claim</w:t>
+        <w:t>Two things this pack does not claim</w:t>
       </w:r>
     </w:p>
     <w:p>
+      <w:r>
+        <w:rPr>
+          <w:b/>
+          <w:i w:val="0"/>
+          <w:sz w:val="21"/>
+        </w:rPr>
+        <w:t>A list of AQA Economics command words.</w:t>
+      </w:r>
       <w:r>
         <w:rPr>
           <w:b w:val="0"/>
           <w:i w:val="0"/>
           <w:sz w:val="21"/>
         </w:rPr>
-        <w:t>You may have seen a list of ten AQA Economics command words. AQA's own page for that list returns an error, and no AQA PDF we opened carries one. So this pack quotes the commands that appear on a real paper and in the published grids, and does not print a list. If AQA publishes one, we will add it and say where it came from.</w:t>
+        <w:t xml:space="preserve"> You may have seen one with ten entries. AQA's own page for it returns an error, and no AQA PDF we opened carries a list. So this pack quotes the commands that appear on a real paper and in the published grids, and prints no list.</w:t>
+      </w:r>
+    </w:p>
+    <w:p>
+      <w:r>
+        <w:rPr>
+          <w:b/>
+          <w:i w:val="0"/>
+          <w:sz w:val="21"/>
+        </w:rPr>
+        <w:t>That either board has promised nothing will change.</w:t>
+      </w:r>
+      <w:r>
+        <w:rPr>
+          <w:b w:val="0"/>
+          <w:i w:val="0"/>
+          <w:sz w:val="21"/>
+        </w:rPr>
+        <w:t xml:space="preserve"> Neither has announced a replacement, which is what we checked and all we can show. Note that Pearson's published September 2026 continuation statement covers GCE Business, not Economics, so for Edexcel this is an absence of news rather than a commitment from the board.</w:t>
       </w:r>
     </w:p>
     <w:p>

--- a/resources/a-level-economics-first-term-survival-pack/A-Level-Economics-The-First-Term-Survival-Pack-EDITABLE.docx
+++ b/resources/a-level-economics-first-term-survival-pack/A-Level-Economics-The-First-Term-Survival-Pack-EDITABLE.docx
@@ -1076,7 +1076,7 @@
                 <w:i w:val="0"/>
                 <w:sz w:val="19"/>
               </w:rPr>
-              <w:t xml:space="preserve"> one extended response, one from two.</w:t>
+              <w:t xml:space="preserve"> one extended open-response question, one from two.</w:t>
             </w:r>
           </w:p>
         </w:tc>

--- a/resources/a-level-economics-first-term-survival-pack/A-Level-Economics-The-First-Term-Survival-Pack-EDITABLE.docx
+++ b/resources/a-level-economics-first-term-survival-pack/A-Level-Economics-The-First-Term-Survival-Pack-EDITABLE.docx
@@ -437,7 +437,7 @@
           <w:i w:val="0"/>
           <w:sz w:val="21"/>
         </w:rPr>
-        <w:t xml:space="preserve"> Neither AQA 7136 nor Edexcel 9EC0 has a replacement announced, so nothing here is written to a specification that is being withdrawn. Both boards' own qualification pages were opened on 17 August 2026. Page 8 says what that does and does not prove.</w:t>
+        <w:t xml:space="preserve"> Neither AQA 7136 nor Edexcel 9EC0 has a replacement or a withdrawal announced, so nothing here is written to a specification that is going. Both boards' pages were opened on 17 August 2026. Pearson has said something more than that, and it is on page 8.</w:t>
       </w:r>
     </w:p>
     <w:p>
@@ -4351,7 +4351,7 @@
           <w:i w:val="0"/>
           <w:sz w:val="21"/>
         </w:rPr>
-        <w:t>Put a calculation into every data response you set, however small. The twenty per cent is a floor, not a topic.</w:t>
+        <w:t>Put a calculation into every data response you set. The twenty per cent is a floor, not a topic.</w:t>
       </w:r>
     </w:p>
     <w:p>
@@ -4364,20 +4364,7 @@
           <w:i w:val="0"/>
           <w:sz w:val="21"/>
         </w:rPr>
-        <w:t>Teach one diagram to fluency before you teach five to recognition.</w:t>
-      </w:r>
-    </w:p>
-    <w:p>
-      <w:pPr>
-        <w:pStyle w:val="ListBullet"/>
-      </w:pPr>
-      <w:r>
-        <w:rPr>
-          <w:b w:val="0"/>
-          <w:i w:val="0"/>
-          <w:sz w:val="21"/>
-        </w:rPr>
-        <w:t>Check that your department's command word poster matches your board. AQA's grids and Pearson's taxonomy are not interchangeable.</w:t>
+        <w:t>Check that your command word poster matches your board. AQA's grids and Pearson's taxonomy are not interchangeable.</w:t>
       </w:r>
     </w:p>
     <w:p>
@@ -4601,7 +4588,31 @@
           <w:i w:val="0"/>
           <w:sz w:val="21"/>
         </w:rPr>
-        <w:t xml:space="preserve"> Neither has announced a replacement, which is what we checked and all we can show. Note that Pearson's published September 2026 continuation statement covers GCE Business, not Economics, so for Edexcel this is an absence of news rather than a commitment from the board.</w:t>
+        <w:t xml:space="preserve"> Neither has announced a replacement, but they are not in the same position. On its Business page, dated 28 April 2026, Pearson writes that </w:t>
+      </w:r>
+      <w:r>
+        <w:rPr>
+          <w:b/>
+          <w:i w:val="0"/>
+          <w:sz w:val="21"/>
+        </w:rPr>
+        <w:t>"learners beginning the course in September 2026 will continue to follow the current established specification"</w:t>
+      </w:r>
+      <w:r>
+        <w:rPr>
+          <w:b w:val="0"/>
+          <w:i w:val="0"/>
+          <w:sz w:val="21"/>
+        </w:rPr>
+        <w:t xml:space="preserve">. Its Economics A delivery support page, dated 29 April 2026, does not say that. It says the Curriculum and Assessment Review's final report and timelines have been published and that </w:t>
+      </w:r>
+      <w:r>
+        <w:rPr>
+          <w:b/>
+          <w:i w:val="0"/>
+          <w:sz w:val="21"/>
+        </w:rPr>
+        <w:t>"we are now considering the implications for A level Economics. We will keep you informed of any further developments."</w:t>
       </w:r>
     </w:p>
     <w:p>
@@ -4611,7 +4622,7 @@
           <w:i w:val="0"/>
           <w:sz w:val="21"/>
         </w:rPr>
-        <w:t>That is the standard for everything here. A claim with no document behind it is not a claim we make, even when we are fairly sure it is right. Being unsure and saying so costs a teacher nothing. Being confident and wrong costs them a lesson.</w:t>
+        <w:t>So Economics has no replacement and no assurance either. Nothing here depends on which way that goes, because it all describes the specification and mark schemes as they stand. If you are writing a two year plan, that is the sentence to watch, and it is Pearson's own.</w:t>
       </w:r>
     </w:p>
     <w:p>

--- a/resources/a-level-economics-first-term-survival-pack/A-Level-Economics-The-First-Term-Survival-Pack-EDITABLE.docx
+++ b/resources/a-level-economics-first-term-survival-pack/A-Level-Economics-The-First-Term-Survival-Pack-EDITABLE.docx
@@ -868,7 +868,7 @@
                 <w:i w:val="0"/>
                 <w:sz w:val="19"/>
               </w:rPr>
-              <w:t>Choice sits inside Papers 1 and 2.</w:t>
+              <w:t>The specification describes a choice of questions in Papers 1 and 2 only.</w:t>
             </w:r>
           </w:p>
         </w:tc>

--- a/resources/a-level-economics-first-term-survival-pack/A-Level-Economics-The-First-Term-Survival-Pack-EDITABLE.docx
+++ b/resources/a-level-economics-first-term-survival-pack/A-Level-Economics-The-First-Term-Survival-Pack-EDITABLE.docx
@@ -802,7 +802,7 @@
                 <w:i w:val="0"/>
                 <w:sz w:val="19"/>
               </w:rPr>
-              <w:t xml:space="preserve"> case study, 50 marks.</w:t>
+              <w:t xml:space="preserve"> case study, 50 marks. AQA writes that these are extended response questions which require a student to draw together different areas of the specification.</w:t>
             </w:r>
           </w:p>
         </w:tc>
@@ -1312,7 +1312,7 @@
           <w:i w:val="0"/>
           <w:sz w:val="21"/>
         </w:rPr>
-        <w:t xml:space="preserve"> AQA splits micro and macro across Papers 1 and 2 and reunites them in Paper 3. Edexcel pairs a first year theme with a second year theme in both, so a student cannot finish Theme 1 and file it away. Both boards publish AO weightings as ranges, so an exact per cent is somebody's estimate.</w:t>
+        <w:t xml:space="preserve"> AQA splits micro and macro across Papers 1 and 2 and reunites them in Paper 3. Edexcel pairs a first year theme with a second year theme in both, so a student cannot finish Theme 1 and file it away.</w:t>
       </w:r>
     </w:p>
     <w:p>
@@ -1325,344 +1325,19 @@
           <w:i w:val="0"/>
           <w:sz w:val="23"/>
         </w:rPr>
-        <w:t>AQA assessment objective weightings, A-level</w:t>
+        <w:t>Assessment objectives: the same four on both boards</w:t>
       </w:r>
     </w:p>
-    <w:tbl>
-      <w:tblPr>
-        <w:tblStyle w:val="TableGrid"/>
-        <w:tblW w:type="auto" w:w="0"/>
-        <w:tblLook w:firstColumn="1" w:firstRow="1" w:lastColumn="0" w:lastRow="0" w:noHBand="0" w:noVBand="1" w:val="04A0"/>
-      </w:tblPr>
-      <w:tblGrid>
-        <w:gridCol w:w="1994"/>
-        <w:gridCol w:w="1994"/>
-        <w:gridCol w:w="1994"/>
-        <w:gridCol w:w="1994"/>
-        <w:gridCol w:w="1994"/>
-      </w:tblGrid>
-      <w:tr>
-        <w:tc>
-          <w:tcPr>
-            <w:tcW w:type="dxa" w:w="1994"/>
-          </w:tcPr>
-          <w:p>
-            <w:r/>
-          </w:p>
-        </w:tc>
-        <w:tc>
-          <w:tcPr>
-            <w:tcW w:type="dxa" w:w="1994"/>
-          </w:tcPr>
-          <w:p>
-            <w:r/>
-            <w:r>
-              <w:rPr>
-                <w:b/>
-                <w:i w:val="0"/>
-                <w:sz w:val="19"/>
-              </w:rPr>
-              <w:t>AO1</w:t>
-            </w:r>
-          </w:p>
-        </w:tc>
-        <w:tc>
-          <w:tcPr>
-            <w:tcW w:type="dxa" w:w="1994"/>
-          </w:tcPr>
-          <w:p>
-            <w:r/>
-            <w:r>
-              <w:rPr>
-                <w:b/>
-                <w:i w:val="0"/>
-                <w:sz w:val="19"/>
-              </w:rPr>
-              <w:t>AO2</w:t>
-            </w:r>
-          </w:p>
-        </w:tc>
-        <w:tc>
-          <w:tcPr>
-            <w:tcW w:type="dxa" w:w="1994"/>
-          </w:tcPr>
-          <w:p>
-            <w:r/>
-            <w:r>
-              <w:rPr>
-                <w:b/>
-                <w:i w:val="0"/>
-                <w:sz w:val="19"/>
-              </w:rPr>
-              <w:t>AO3</w:t>
-            </w:r>
-          </w:p>
-        </w:tc>
-        <w:tc>
-          <w:tcPr>
-            <w:tcW w:type="dxa" w:w="1994"/>
-          </w:tcPr>
-          <w:p>
-            <w:r/>
-            <w:r>
-              <w:rPr>
-                <w:b/>
-                <w:i w:val="0"/>
-                <w:sz w:val="19"/>
-              </w:rPr>
-              <w:t>AO4</w:t>
-            </w:r>
-          </w:p>
-        </w:tc>
-      </w:tr>
-      <w:tr>
-        <w:tc>
-          <w:tcPr>
-            <w:tcW w:type="dxa" w:w="1994"/>
-          </w:tcPr>
-          <w:p>
-            <w:r/>
-            <w:r>
-              <w:rPr>
-                <w:b w:val="0"/>
-                <w:i w:val="0"/>
-                <w:sz w:val="19"/>
-              </w:rPr>
-              <w:t>Papers 1 and 2, approx %</w:t>
-            </w:r>
-          </w:p>
-        </w:tc>
-        <w:tc>
-          <w:tcPr>
-            <w:tcW w:type="dxa" w:w="1994"/>
-          </w:tcPr>
-          <w:p>
-            <w:r/>
-            <w:r>
-              <w:rPr>
-                <w:b w:val="0"/>
-                <w:i w:val="0"/>
-                <w:sz w:val="19"/>
-              </w:rPr>
-              <w:t>5 to 8</w:t>
-            </w:r>
-          </w:p>
-        </w:tc>
-        <w:tc>
-          <w:tcPr>
-            <w:tcW w:type="dxa" w:w="1994"/>
-          </w:tcPr>
-          <w:p>
-            <w:r/>
-            <w:r>
-              <w:rPr>
-                <w:b w:val="0"/>
-                <w:i w:val="0"/>
-                <w:sz w:val="19"/>
-              </w:rPr>
-              <w:t>7 to 10</w:t>
-            </w:r>
-          </w:p>
-        </w:tc>
-        <w:tc>
-          <w:tcPr>
-            <w:tcW w:type="dxa" w:w="1994"/>
-          </w:tcPr>
-          <w:p>
-            <w:r/>
-            <w:r>
-              <w:rPr>
-                <w:b w:val="0"/>
-                <w:i w:val="0"/>
-                <w:sz w:val="19"/>
-              </w:rPr>
-              <w:t>9 to 11</w:t>
-            </w:r>
-          </w:p>
-        </w:tc>
-        <w:tc>
-          <w:tcPr>
-            <w:tcW w:type="dxa" w:w="1994"/>
-          </w:tcPr>
-          <w:p>
-            <w:r/>
-            <w:r>
-              <w:rPr>
-                <w:b w:val="0"/>
-                <w:i w:val="0"/>
-                <w:sz w:val="19"/>
-              </w:rPr>
-              <w:t>7 to 10</w:t>
-            </w:r>
-          </w:p>
-        </w:tc>
-      </w:tr>
-      <w:tr>
-        <w:tc>
-          <w:tcPr>
-            <w:tcW w:type="dxa" w:w="1994"/>
-          </w:tcPr>
-          <w:p>
-            <w:r/>
-            <w:r>
-              <w:rPr>
-                <w:b w:val="0"/>
-                <w:i w:val="0"/>
-                <w:sz w:val="19"/>
-              </w:rPr>
-              <w:t>Paper 3, approx %</w:t>
-            </w:r>
-          </w:p>
-        </w:tc>
-        <w:tc>
-          <w:tcPr>
-            <w:tcW w:type="dxa" w:w="1994"/>
-          </w:tcPr>
-          <w:p>
-            <w:r/>
-            <w:r>
-              <w:rPr>
-                <w:b w:val="0"/>
-                <w:i w:val="0"/>
-                <w:sz w:val="19"/>
-              </w:rPr>
-              <w:t>7 to 10</w:t>
-            </w:r>
-          </w:p>
-        </w:tc>
-        <w:tc>
-          <w:tcPr>
-            <w:tcW w:type="dxa" w:w="1994"/>
-          </w:tcPr>
-          <w:p>
-            <w:r/>
-            <w:r>
-              <w:rPr>
-                <w:b w:val="0"/>
-                <w:i w:val="0"/>
-                <w:sz w:val="19"/>
-              </w:rPr>
-              <w:t>9 to 12</w:t>
-            </w:r>
-          </w:p>
-        </w:tc>
-        <w:tc>
-          <w:tcPr>
-            <w:tcW w:type="dxa" w:w="1994"/>
-          </w:tcPr>
-          <w:p>
-            <w:r/>
-            <w:r>
-              <w:rPr>
-                <w:b w:val="0"/>
-                <w:i w:val="0"/>
-                <w:sz w:val="19"/>
-              </w:rPr>
-              <w:t>6 to 9</w:t>
-            </w:r>
-          </w:p>
-        </w:tc>
-        <w:tc>
-          <w:tcPr>
-            <w:tcW w:type="dxa" w:w="1994"/>
-          </w:tcPr>
-          <w:p>
-            <w:r/>
-            <w:r>
-              <w:rPr>
-                <w:b w:val="0"/>
-                <w:i w:val="0"/>
-                <w:sz w:val="19"/>
-              </w:rPr>
-              <w:t>5 to 8</w:t>
-            </w:r>
-          </w:p>
-        </w:tc>
-      </w:tr>
-      <w:tr>
-        <w:tc>
-          <w:tcPr>
-            <w:tcW w:type="dxa" w:w="1994"/>
-          </w:tcPr>
-          <w:p>
-            <w:r/>
-            <w:r>
-              <w:rPr>
-                <w:b w:val="0"/>
-                <w:i w:val="0"/>
-                <w:sz w:val="19"/>
-              </w:rPr>
-              <w:t>Overall, approx %</w:t>
-            </w:r>
-          </w:p>
-        </w:tc>
-        <w:tc>
-          <w:tcPr>
-            <w:tcW w:type="dxa" w:w="1994"/>
-          </w:tcPr>
-          <w:p>
-            <w:r/>
-            <w:r>
-              <w:rPr>
-                <w:b w:val="0"/>
-                <w:i w:val="0"/>
-                <w:sz w:val="19"/>
-              </w:rPr>
-              <w:t>20 to 23</w:t>
-            </w:r>
-          </w:p>
-        </w:tc>
-        <w:tc>
-          <w:tcPr>
-            <w:tcW w:type="dxa" w:w="1994"/>
-          </w:tcPr>
-          <w:p>
-            <w:r/>
-            <w:r>
-              <w:rPr>
-                <w:b w:val="0"/>
-                <w:i w:val="0"/>
-                <w:sz w:val="19"/>
-              </w:rPr>
-              <w:t>26 to 29</w:t>
-            </w:r>
-          </w:p>
-        </w:tc>
-        <w:tc>
-          <w:tcPr>
-            <w:tcW w:type="dxa" w:w="1994"/>
-          </w:tcPr>
-          <w:p>
-            <w:r/>
-            <w:r>
-              <w:rPr>
-                <w:b w:val="0"/>
-                <w:i w:val="0"/>
-                <w:sz w:val="19"/>
-              </w:rPr>
-              <w:t>26 to 29</w:t>
-            </w:r>
-          </w:p>
-        </w:tc>
-        <w:tc>
-          <w:tcPr>
-            <w:tcW w:type="dxa" w:w="1994"/>
-          </w:tcPr>
-          <w:p>
-            <w:r/>
-            <w:r>
-              <w:rPr>
-                <w:b w:val="0"/>
-                <w:i w:val="0"/>
-                <w:sz w:val="19"/>
-              </w:rPr>
-              <w:t>22 to 25</w:t>
-            </w:r>
-          </w:p>
-        </w:tc>
-      </w:tr>
-    </w:tbl>
-    <w:p/>
+    <w:p>
+      <w:r>
+        <w:rPr>
+          <w:b w:val="0"/>
+          <w:i w:val="0"/>
+          <w:sz w:val="21"/>
+        </w:rPr>
+        <w:t>AQA prints this and it is worth knowing before you compare anything: "Assessment objectives (AOs) are set by Ofqual and are the same across all AS and A-level Economics specifications and all exam boards." The four objectives are therefore identical on AQA and Edexcel. What differs is the weighting. Both boards publish theirs as ranges, so an exact per cent is somebody's estimate. AQA’s A-level ranges are AO1 20 to 23, AO2 26 to 29, AO3 26 to 29 and AO4 22 to 25, so analysis and evaluation together are more than half the qualification.</w:t>
+      </w:r>
+    </w:p>
     <w:p>
       <w:r>
         <w:t>______________________________________________________________</w:t>

--- a/resources/a-level-economics-first-term-survival-pack/A-Level-Economics-The-First-Term-Survival-Pack-EDITABLE.docx
+++ b/resources/a-level-economics-first-term-survival-pack/A-Level-Economics-The-First-Term-Survival-Pack-EDITABLE.docx
@@ -41,7 +41,7 @@
           <w:i w:val="0"/>
           <w:sz w:val="21"/>
         </w:rPr>
-        <w:t>Where the marks actually are, what each mark scheme actually rewards, and the twenty per cent of the A-level that is arithmetic. Eight pages, and every fact in it comes from a board document you can open.</w:t>
+        <w:t>Where the marks actually are, what each mark scheme actually rewards, and the twenty per cent of the A-level that is arithmetic. Nine pages, and every fact in it comes from a board document you can open.</w:t>
       </w:r>
     </w:p>
     <w:p>
@@ -74,7 +74,7 @@
           <w:i w:val="0"/>
           <w:sz w:val="21"/>
         </w:rPr>
-        <w:t>Read out of AQA's specification for 7135 and 7136 version 1.3, AQA's published mark scheme for A-level Economics 7136 Paper 1 June 2023, and Pearson's Getting Started guide for GCE Economics A. The document is named beside each claim and the links are on page 8.</w:t>
+        <w:t>Read out of AQA's specification for 7135 and 7136 version 1.3, AQA's published mark scheme for A-level Economics 7136 Paper 1 June 2023, and Pearson's Getting Started guide for GCE Economics A. The document is named beside each claim and the links are on page 9.</w:t>
       </w:r>
     </w:p>
     <w:p>
@@ -276,7 +276,7 @@
                 <w:i w:val="0"/>
                 <w:sz w:val="19"/>
               </w:rPr>
-              <w:t>The twenty per cent that is arithmetic, and the nine skills behind it.</w:t>
+              <w:t>How Edexcel splits the marks. Two grids, two pots, and where the cap bites.</w:t>
             </w:r>
           </w:p>
         </w:tc>
@@ -310,6 +310,40 @@
                 <w:i w:val="0"/>
                 <w:sz w:val="19"/>
               </w:rPr>
+              <w:t>The twenty per cent that is arithmetic, and the nine skills behind it.</w:t>
+            </w:r>
+          </w:p>
+        </w:tc>
+      </w:tr>
+      <w:tr>
+        <w:tc>
+          <w:tcPr>
+            <w:tcW w:type="dxa" w:w="4986"/>
+          </w:tcPr>
+          <w:p>
+            <w:r/>
+            <w:r>
+              <w:rPr>
+                <w:b/>
+                <w:i w:val="0"/>
+                <w:sz w:val="19"/>
+              </w:rPr>
+              <w:t>Page 8</w:t>
+            </w:r>
+          </w:p>
+        </w:tc>
+        <w:tc>
+          <w:tcPr>
+            <w:tcW w:type="dxa" w:w="4986"/>
+          </w:tcPr>
+          <w:p>
+            <w:r/>
+            <w:r>
+              <w:rPr>
+                <w:b w:val="0"/>
+                <w:i w:val="0"/>
+                <w:sz w:val="19"/>
+              </w:rPr>
               <w:t>A nine question baseline test for week one, with answers.</w:t>
             </w:r>
           </w:p>
@@ -328,7 +362,7 @@
                 <w:i w:val="0"/>
                 <w:sz w:val="19"/>
               </w:rPr>
-              <w:t>Page 8</w:t>
+              <w:t>Page 9</w:t>
             </w:r>
           </w:p>
         </w:tc>
@@ -437,7 +471,7 @@
           <w:i w:val="0"/>
           <w:sz w:val="21"/>
         </w:rPr>
-        <w:t xml:space="preserve"> Neither AQA 7136 nor Edexcel 9EC0 has a replacement or a withdrawal announced, so nothing here is written to a specification that is going. Both boards' pages were opened on 17 August 2026. Pearson has said something more than that, and it is on page 8.</w:t>
+        <w:t xml:space="preserve"> Neither AQA 7136 nor Edexcel 9EC0 has a replacement or a withdrawal announced, so nothing here is written to a specification that is going. Both boards' pages were opened on 17 August 2026. Pearson has said something more than that, and it is on page 9.</w:t>
       </w:r>
     </w:p>
     <w:p>
@@ -2749,6 +2783,606 @@
           <w:color w:val="0B3D2E"/>
           <w:sz w:val="28"/>
         </w:rPr>
+        <w:t>Edexcel marks a 25 on two separate grids</w:t>
+      </w:r>
+    </w:p>
+    <w:p>
+      <w:r>
+        <w:rPr>
+          <w:b w:val="0"/>
+          <w:i w:val="0"/>
+          <w:sz w:val="21"/>
+        </w:rPr>
+        <w:t>This is the Edexcel counterpart to page 4, and it is a bigger difference than most comparisons admit. AQA marks a 25 mark answer against one holistic grid. Pearson splits it into two pots with two grids, and prints the split above every question.</w:t>
+      </w:r>
+    </w:p>
+    <w:p>
+      <w:pPr>
+        <w:spacing w:before="160"/>
+      </w:pPr>
+      <w:r>
+        <w:rPr>
+          <w:b/>
+          <w:i w:val="0"/>
+          <w:sz w:val="23"/>
+        </w:rPr>
+        <w:t>Knowledge, application and analysis</w:t>
+      </w:r>
+    </w:p>
+    <w:tbl>
+      <w:tblPr>
+        <w:tblStyle w:val="TableGrid"/>
+        <w:tblW w:type="auto" w:w="0"/>
+        <w:tblLook w:firstColumn="1" w:firstRow="1" w:lastColumn="0" w:lastRow="0" w:noHBand="0" w:noVBand="1" w:val="04A0"/>
+      </w:tblPr>
+      <w:tblGrid>
+        <w:gridCol w:w="4986"/>
+        <w:gridCol w:w="4986"/>
+      </w:tblGrid>
+      <w:tr>
+        <w:tc>
+          <w:tcPr>
+            <w:tcW w:type="dxa" w:w="4986"/>
+          </w:tcPr>
+          <w:p>
+            <w:r/>
+            <w:r>
+              <w:rPr>
+                <w:b/>
+                <w:i w:val="0"/>
+                <w:sz w:val="19"/>
+              </w:rPr>
+              <w:t>Level</w:t>
+            </w:r>
+          </w:p>
+        </w:tc>
+        <w:tc>
+          <w:tcPr>
+            <w:tcW w:type="dxa" w:w="4986"/>
+          </w:tcPr>
+          <w:p>
+            <w:r/>
+            <w:r>
+              <w:rPr>
+                <w:b/>
+                <w:i w:val="0"/>
+                <w:sz w:val="19"/>
+              </w:rPr>
+              <w:t>Mark</w:t>
+            </w:r>
+          </w:p>
+        </w:tc>
+      </w:tr>
+      <w:tr>
+        <w:tc>
+          <w:tcPr>
+            <w:tcW w:type="dxa" w:w="4986"/>
+          </w:tcPr>
+          <w:p>
+            <w:r/>
+            <w:r>
+              <w:rPr>
+                <w:b w:val="0"/>
+                <w:i w:val="0"/>
+                <w:sz w:val="19"/>
+              </w:rPr>
+              <w:t>0</w:t>
+            </w:r>
+          </w:p>
+        </w:tc>
+        <w:tc>
+          <w:tcPr>
+            <w:tcW w:type="dxa" w:w="4986"/>
+          </w:tcPr>
+          <w:p>
+            <w:r/>
+            <w:r>
+              <w:rPr>
+                <w:b w:val="0"/>
+                <w:i w:val="0"/>
+                <w:sz w:val="19"/>
+              </w:rPr>
+              <w:t>A completely inaccurate response</w:t>
+            </w:r>
+          </w:p>
+        </w:tc>
+      </w:tr>
+      <w:tr>
+        <w:tc>
+          <w:tcPr>
+            <w:tcW w:type="dxa" w:w="4986"/>
+          </w:tcPr>
+          <w:p>
+            <w:r/>
+            <w:r>
+              <w:rPr>
+                <w:b w:val="0"/>
+                <w:i w:val="0"/>
+                <w:sz w:val="19"/>
+              </w:rPr>
+              <w:t>1</w:t>
+            </w:r>
+          </w:p>
+        </w:tc>
+        <w:tc>
+          <w:tcPr>
+            <w:tcW w:type="dxa" w:w="4986"/>
+          </w:tcPr>
+          <w:p>
+            <w:r/>
+            <w:r>
+              <w:rPr>
+                <w:b w:val="0"/>
+                <w:i w:val="0"/>
+                <w:sz w:val="19"/>
+              </w:rPr>
+              <w:t>1 to 4</w:t>
+            </w:r>
+          </w:p>
+        </w:tc>
+      </w:tr>
+      <w:tr>
+        <w:tc>
+          <w:tcPr>
+            <w:tcW w:type="dxa" w:w="4986"/>
+          </w:tcPr>
+          <w:p>
+            <w:r/>
+            <w:r>
+              <w:rPr>
+                <w:b w:val="0"/>
+                <w:i w:val="0"/>
+                <w:sz w:val="19"/>
+              </w:rPr>
+              <w:t>2</w:t>
+            </w:r>
+          </w:p>
+        </w:tc>
+        <w:tc>
+          <w:tcPr>
+            <w:tcW w:type="dxa" w:w="4986"/>
+          </w:tcPr>
+          <w:p>
+            <w:r/>
+            <w:r>
+              <w:rPr>
+                <w:b w:val="0"/>
+                <w:i w:val="0"/>
+                <w:sz w:val="19"/>
+              </w:rPr>
+              <w:t>5 to 8</w:t>
+            </w:r>
+          </w:p>
+        </w:tc>
+      </w:tr>
+      <w:tr>
+        <w:tc>
+          <w:tcPr>
+            <w:tcW w:type="dxa" w:w="4986"/>
+          </w:tcPr>
+          <w:p>
+            <w:r/>
+            <w:r>
+              <w:rPr>
+                <w:b w:val="0"/>
+                <w:i w:val="0"/>
+                <w:sz w:val="19"/>
+              </w:rPr>
+              <w:t>3</w:t>
+            </w:r>
+          </w:p>
+        </w:tc>
+        <w:tc>
+          <w:tcPr>
+            <w:tcW w:type="dxa" w:w="4986"/>
+          </w:tcPr>
+          <w:p>
+            <w:r/>
+            <w:r>
+              <w:rPr>
+                <w:b w:val="0"/>
+                <w:i w:val="0"/>
+                <w:sz w:val="19"/>
+              </w:rPr>
+              <w:t>9 to 12</w:t>
+            </w:r>
+          </w:p>
+        </w:tc>
+      </w:tr>
+      <w:tr>
+        <w:tc>
+          <w:tcPr>
+            <w:tcW w:type="dxa" w:w="4986"/>
+          </w:tcPr>
+          <w:p>
+            <w:r/>
+            <w:r>
+              <w:rPr>
+                <w:b w:val="0"/>
+                <w:i w:val="0"/>
+                <w:sz w:val="19"/>
+              </w:rPr>
+              <w:t>4</w:t>
+            </w:r>
+          </w:p>
+        </w:tc>
+        <w:tc>
+          <w:tcPr>
+            <w:tcW w:type="dxa" w:w="4986"/>
+          </w:tcPr>
+          <w:p>
+            <w:r/>
+            <w:r>
+              <w:rPr>
+                <w:b w:val="0"/>
+                <w:i w:val="0"/>
+                <w:sz w:val="19"/>
+              </w:rPr>
+              <w:t>13 to 16</w:t>
+            </w:r>
+          </w:p>
+        </w:tc>
+      </w:tr>
+    </w:tbl>
+    <w:p/>
+    <w:p>
+      <w:pPr>
+        <w:spacing w:before="160"/>
+      </w:pPr>
+      <w:r>
+        <w:rPr>
+          <w:b/>
+          <w:i w:val="0"/>
+          <w:sz w:val="23"/>
+        </w:rPr>
+        <w:t>Evaluation</w:t>
+      </w:r>
+    </w:p>
+    <w:tbl>
+      <w:tblPr>
+        <w:tblStyle w:val="TableGrid"/>
+        <w:tblW w:type="auto" w:w="0"/>
+        <w:tblLook w:firstColumn="1" w:firstRow="1" w:lastColumn="0" w:lastRow="0" w:noHBand="0" w:noVBand="1" w:val="04A0"/>
+      </w:tblPr>
+      <w:tblGrid>
+        <w:gridCol w:w="4986"/>
+        <w:gridCol w:w="4986"/>
+      </w:tblGrid>
+      <w:tr>
+        <w:tc>
+          <w:tcPr>
+            <w:tcW w:type="dxa" w:w="4986"/>
+          </w:tcPr>
+          <w:p>
+            <w:r/>
+            <w:r>
+              <w:rPr>
+                <w:b/>
+                <w:i w:val="0"/>
+                <w:sz w:val="19"/>
+              </w:rPr>
+              <w:t>Level</w:t>
+            </w:r>
+          </w:p>
+        </w:tc>
+        <w:tc>
+          <w:tcPr>
+            <w:tcW w:type="dxa" w:w="4986"/>
+          </w:tcPr>
+          <w:p>
+            <w:r/>
+            <w:r>
+              <w:rPr>
+                <w:b/>
+                <w:i w:val="0"/>
+                <w:sz w:val="19"/>
+              </w:rPr>
+              <w:t>Mark</w:t>
+            </w:r>
+          </w:p>
+        </w:tc>
+      </w:tr>
+      <w:tr>
+        <w:tc>
+          <w:tcPr>
+            <w:tcW w:type="dxa" w:w="4986"/>
+          </w:tcPr>
+          <w:p>
+            <w:r/>
+            <w:r>
+              <w:rPr>
+                <w:b w:val="0"/>
+                <w:i w:val="0"/>
+                <w:sz w:val="19"/>
+              </w:rPr>
+              <w:t>0</w:t>
+            </w:r>
+          </w:p>
+        </w:tc>
+        <w:tc>
+          <w:tcPr>
+            <w:tcW w:type="dxa" w:w="4986"/>
+          </w:tcPr>
+          <w:p>
+            <w:r/>
+            <w:r>
+              <w:rPr>
+                <w:b w:val="0"/>
+                <w:i w:val="0"/>
+                <w:sz w:val="19"/>
+              </w:rPr>
+              <w:t>No evaluative comments</w:t>
+            </w:r>
+          </w:p>
+        </w:tc>
+      </w:tr>
+      <w:tr>
+        <w:tc>
+          <w:tcPr>
+            <w:tcW w:type="dxa" w:w="4986"/>
+          </w:tcPr>
+          <w:p>
+            <w:r/>
+            <w:r>
+              <w:rPr>
+                <w:b w:val="0"/>
+                <w:i w:val="0"/>
+                <w:sz w:val="19"/>
+              </w:rPr>
+              <w:t>1</w:t>
+            </w:r>
+          </w:p>
+        </w:tc>
+        <w:tc>
+          <w:tcPr>
+            <w:tcW w:type="dxa" w:w="4986"/>
+          </w:tcPr>
+          <w:p>
+            <w:r/>
+            <w:r>
+              <w:rPr>
+                <w:b w:val="0"/>
+                <w:i w:val="0"/>
+                <w:sz w:val="19"/>
+              </w:rPr>
+              <w:t>1 to 3</w:t>
+            </w:r>
+          </w:p>
+        </w:tc>
+      </w:tr>
+      <w:tr>
+        <w:tc>
+          <w:tcPr>
+            <w:tcW w:type="dxa" w:w="4986"/>
+          </w:tcPr>
+          <w:p>
+            <w:r/>
+            <w:r>
+              <w:rPr>
+                <w:b w:val="0"/>
+                <w:i w:val="0"/>
+                <w:sz w:val="19"/>
+              </w:rPr>
+              <w:t>2</w:t>
+            </w:r>
+          </w:p>
+        </w:tc>
+        <w:tc>
+          <w:tcPr>
+            <w:tcW w:type="dxa" w:w="4986"/>
+          </w:tcPr>
+          <w:p>
+            <w:r/>
+            <w:r>
+              <w:rPr>
+                <w:b w:val="0"/>
+                <w:i w:val="0"/>
+                <w:sz w:val="19"/>
+              </w:rPr>
+              <w:t>4 to 6</w:t>
+            </w:r>
+          </w:p>
+        </w:tc>
+      </w:tr>
+      <w:tr>
+        <w:tc>
+          <w:tcPr>
+            <w:tcW w:type="dxa" w:w="4986"/>
+          </w:tcPr>
+          <w:p>
+            <w:r/>
+            <w:r>
+              <w:rPr>
+                <w:b w:val="0"/>
+                <w:i w:val="0"/>
+                <w:sz w:val="19"/>
+              </w:rPr>
+              <w:t>3</w:t>
+            </w:r>
+          </w:p>
+        </w:tc>
+        <w:tc>
+          <w:tcPr>
+            <w:tcW w:type="dxa" w:w="4986"/>
+          </w:tcPr>
+          <w:p>
+            <w:r/>
+            <w:r>
+              <w:rPr>
+                <w:b w:val="0"/>
+                <w:i w:val="0"/>
+                <w:sz w:val="19"/>
+              </w:rPr>
+              <w:t>7 to 9</w:t>
+            </w:r>
+          </w:p>
+        </w:tc>
+      </w:tr>
+    </w:tbl>
+    <w:p/>
+    <w:p>
+      <w:r>
+        <w:rPr>
+          <w:b w:val="0"/>
+          <w:i w:val="0"/>
+          <w:sz w:val="21"/>
+        </w:rPr>
+        <w:t>Sixteen plus nine is the twenty five.</w:t>
+      </w:r>
+    </w:p>
+    <w:p>
+      <w:pPr>
+        <w:spacing w:before="160"/>
+      </w:pPr>
+      <w:r>
+        <w:rPr>
+          <w:b/>
+          <w:i w:val="0"/>
+          <w:sz w:val="23"/>
+        </w:rPr>
+        <w:t>What that does to a student</w:t>
+      </w:r>
+    </w:p>
+    <w:p>
+      <w:r>
+        <w:rPr>
+          <w:b w:val="0"/>
+          <w:i w:val="0"/>
+          <w:sz w:val="21"/>
+        </w:rPr>
+        <w:t xml:space="preserve">Evaluation is capped at </w:t>
+      </w:r>
+      <w:r>
+        <w:rPr>
+          <w:b/>
+          <w:i w:val="0"/>
+          <w:sz w:val="21"/>
+        </w:rPr>
+        <w:t>9 marks</w:t>
+      </w:r>
+      <w:r>
+        <w:rPr>
+          <w:b w:val="0"/>
+          <w:i w:val="0"/>
+          <w:sz w:val="21"/>
+        </w:rPr>
+        <w:t xml:space="preserve"> however good it is, and knowledge, application and analysis are capped at 16. A student who writes superb analysis and no evaluation cannot pass 16 out of 25, whatever else they do. A student who evaluates beautifully off thin analysis is capped just as hard the other way.</w:t>
+      </w:r>
+    </w:p>
+    <w:p>
+      <w:r>
+        <w:rPr>
+          <w:b w:val="0"/>
+          <w:i w:val="0"/>
+          <w:sz w:val="21"/>
+        </w:rPr>
+        <w:t>Compare that with AQA on page 4, where one grid covers everything and a weak strand drags the whole level down instead of capping a pot. Same subject, same 25 marks, two different ways to lose them.</w:t>
+      </w:r>
+    </w:p>
+    <w:p>
+      <w:pPr>
+        <w:spacing w:before="160"/>
+      </w:pPr>
+      <w:r>
+        <w:rPr>
+          <w:b/>
+          <w:i w:val="0"/>
+          <w:sz w:val="23"/>
+        </w:rPr>
+        <w:t>Two things printed in the mark scheme that students never see</w:t>
+      </w:r>
+    </w:p>
+    <w:p>
+      <w:pPr>
+        <w:pStyle w:val="ListBullet"/>
+      </w:pPr>
+      <w:r>
+        <w:rPr>
+          <w:b/>
+          <w:i w:val="0"/>
+          <w:sz w:val="21"/>
+        </w:rPr>
+        <w:t>The split is on the question.</w:t>
+      </w:r>
+      <w:r>
+        <w:rPr>
+          <w:b w:val="0"/>
+          <w:i w:val="0"/>
+          <w:sz w:val="21"/>
+        </w:rPr>
+        <w:t xml:space="preserve"> Pearson prints "Knowledge 4, Application 4, Analysis 8" and "Evaluation 9" above the indicative content for every extended question. Your students can be told exactly what each part is worth.</w:t>
+      </w:r>
+    </w:p>
+    <w:p>
+      <w:pPr>
+        <w:pStyle w:val="ListBullet"/>
+      </w:pPr>
+      <w:r>
+        <w:rPr>
+          <w:b/>
+          <w:i w:val="0"/>
+          <w:sz w:val="21"/>
+        </w:rPr>
+        <w:t>Context is a hard gate at the top level.</w:t>
+      </w:r>
+      <w:r>
+        <w:rPr>
+          <w:b w:val="0"/>
+          <w:i w:val="0"/>
+          <w:sz w:val="21"/>
+        </w:rPr>
+        <w:t xml:space="preserve"> The June 2023 paper carries the note "for Level 4 KAA candidates must refer to the energy market", and on the other option "candidates must refer to the transport market". Generic economics, however good, does not reach Level 4.</w:t>
+      </w:r>
+    </w:p>
+    <w:p>
+      <w:r>
+        <w:rPr>
+          <w:b w:val="0"/>
+          <w:i w:val="0"/>
+          <w:sz w:val="21"/>
+        </w:rPr>
+        <w:t>Read off Pearson's published mark scheme for 9EC0 Paper 01, Summer 2023, questions 7 and 8. Both 25 mark questions carry the same two grids and the same split.</w:t>
+      </w:r>
+    </w:p>
+    <w:p>
+      <w:r>
+        <w:t>______________________________________________________________</w:t>
+      </w:r>
+    </w:p>
+    <w:p>
+      <w:r>
+        <w:rPr>
+          <w:b/>
+          <w:i w:val="0"/>
+          <w:sz w:val="21"/>
+        </w:rPr>
+        <w:t>Check this in two minutes.</w:t>
+      </w:r>
+      <w:r>
+        <w:rPr>
+          <w:b w:val="0"/>
+          <w:i w:val="0"/>
+          <w:sz w:val="21"/>
+        </w:rPr>
+        <w:t xml:space="preserve"> Open the 9EC0/01 Summer 2023 mark scheme on qualifications.pearson.com. The question shows the split, and the two grids are printed on the page after it.</w:t>
+      </w:r>
+    </w:p>
+    <w:p>
+      <w:r>
+        <w:br w:type="page"/>
+      </w:r>
+    </w:p>
+    <w:p>
+      <w:pPr>
+        <w:spacing w:before="200"/>
+      </w:pPr>
+      <w:r>
+        <w:rPr>
+          <w:b/>
+          <w:i w:val="0"/>
+          <w:color w:val="0B3D2E"/>
+          <w:sz w:val="28"/>
+        </w:rPr>
         <w:t>A fifth of the A-level is arithmetic, on both boards</w:t>
       </w:r>
     </w:p>
@@ -3236,7 +3870,7 @@
           <w:i w:val="0"/>
           <w:sz w:val="21"/>
         </w:rPr>
-        <w:t>Written by us, not by a board, in the order of AQA's list on page 6. Every figure is invented for the exercise. Twenty minutes, week one, to find out which of the nine is missing before it matters.</w:t>
+        <w:t>Written by us, not by a board, in the order of AQA's list on page 7. Every figure is invented for the exercise. Twenty minutes, week one, to find out which of the nine is missing before it matters.</w:t>
       </w:r>
     </w:p>
     <w:tbl>
